--- a/HW02_DP1_17897372529370536.docx
+++ b/HW02_DP1_17897372529370536.docx
@@ -8,12 +8,20 @@
         <w:ind w:left="119" w:firstLine="0"/>
         <w:jc w:val="center"/>
       </w:pPr>
+      <w:commentRangeStart w:id="0"/>
       <w:r>
         <w:rPr>
           <w:b/>
           <w:sz w:val="32"/>
         </w:rPr>
         <w:t>Homework 20260924</w:t>
+      </w:r>
+      <w:commentRangeEnd w:id="0"/>
+      <w:r>
+        <w:rPr>
+          <w:rStyle w:val="CommentReference"/>
+        </w:rPr>
+        <w:commentReference w:id="0"/>
       </w:r>
     </w:p>
     <w:p>
@@ -1040,11 +1048,19 @@
                 <w:rFonts w:eastAsiaTheme="minorEastAsia"/>
               </w:rPr>
             </w:pPr>
+            <w:commentRangeStart w:id="1"/>
             <w:r>
               <w:rPr>
                 <w:rFonts w:eastAsiaTheme="minorEastAsia" w:hint="eastAsia"/>
               </w:rPr>
               <w:t>If the grade is 75, it can meet the first kind of condition and print out Passed.</w:t>
+            </w:r>
+            <w:commentRangeEnd w:id="1"/>
+            <w:r>
+              <w:rPr>
+                <w:rStyle w:val="CommentReference"/>
+              </w:rPr>
+              <w:commentReference w:id="1"/>
             </w:r>
           </w:p>
         </w:tc>
@@ -1444,12 +1460,20 @@
           <w:rFonts w:eastAsiaTheme="minorEastAsia"/>
         </w:rPr>
       </w:pPr>
+      <w:commentRangeStart w:id="2"/>
       <w:r>
         <w:rPr>
           <w:rFonts w:eastAsiaTheme="minorEastAsia" w:hint="eastAsia"/>
         </w:rPr>
         <w:lastRenderedPageBreak/>
         <w:t>Sum is: 42</w:t>
+      </w:r>
+      <w:commentRangeEnd w:id="2"/>
+      <w:r>
+        <w:rPr>
+          <w:rStyle w:val="CommentReference"/>
+        </w:rPr>
+        <w:commentReference w:id="2"/>
       </w:r>
     </w:p>
     <w:p>
@@ -3704,6 +3728,7 @@
         <w:spacing w:after="175" w:line="259" w:lineRule="auto"/>
         <w:ind w:left="-118" w:firstLine="0"/>
       </w:pPr>
+      <w:commentRangeStart w:id="3"/>
       <w:r>
         <w:tab/>
       </w:r>
@@ -3719,6 +3744,13 @@
       </w:r>
       <w:r>
         <w:t xml:space="preserve"> num = scan1.nextDouble();</w:t>
+      </w:r>
+      <w:commentRangeEnd w:id="3"/>
+      <w:r>
+        <w:rPr>
+          <w:rStyle w:val="CommentReference"/>
+        </w:rPr>
+        <w:commentReference w:id="3"/>
       </w:r>
     </w:p>
     <w:p>
@@ -5354,6 +5386,7 @@
           <w:rFonts w:eastAsiaTheme="minorEastAsia"/>
         </w:rPr>
       </w:pPr>
+      <w:commentRangeStart w:id="4"/>
       <w:r>
         <w:rPr>
           <w:rFonts w:eastAsiaTheme="minorEastAsia"/>
@@ -5395,6 +5428,13 @@
           <w:rFonts w:eastAsiaTheme="minorEastAsia"/>
         </w:rPr>
         <w:t>(sum);</w:t>
+      </w:r>
+      <w:commentRangeEnd w:id="4"/>
+      <w:r>
+        <w:rPr>
+          <w:rStyle w:val="CommentReference"/>
+        </w:rPr>
+        <w:commentReference w:id="4"/>
       </w:r>
     </w:p>
     <w:p>
@@ -6263,8 +6303,16 @@
         <w:spacing w:after="0" w:line="259" w:lineRule="auto"/>
         <w:ind w:left="-118" w:firstLine="0"/>
       </w:pPr>
+      <w:commentRangeStart w:id="5"/>
       <w:r>
         <w:t xml:space="preserve">            average=sum/count;</w:t>
+      </w:r>
+      <w:commentRangeEnd w:id="5"/>
+      <w:r>
+        <w:rPr>
+          <w:rStyle w:val="CommentReference"/>
+        </w:rPr>
+        <w:commentReference w:id="5"/>
       </w:r>
     </w:p>
     <w:p>
@@ -7535,6 +7583,107 @@
 </w:document>
 </file>
 
+<file path=word/comments.xml><?xml version="1.0" encoding="utf-8"?>
+<w:comments xmlns:a="http://schemas.openxmlformats.org/drawingml/2006/main" xmlns:pic="http://schemas.openxmlformats.org/drawingml/2006/picture" xmlns:r="http://schemas.openxmlformats.org/officeDocument/2006/relationships" xmlns:w="http://schemas.openxmlformats.org/wordprocessingml/2006/main" xmlns:wp="http://schemas.openxmlformats.org/drawingml/2006/wordprocessingDrawing" xmlns:mc="http://schemas.openxmlformats.org/markup-compatibility/2006" xmlns:a14="http://schemas.microsoft.com/office/drawing/2010/main" xmlns:w14="http://schemas.microsoft.com/office/word/2010/wordml" xmlns:wpc="http://schemas.microsoft.com/office/word/2010/wordprocessingCanvas">
+  <w:comment w:id="0" w:author="Gong Qiushi" w:initials="GQ" w:date="2026-09-25T07:27:38Z">
+    <w:p>
+      <w:pPr>
+        <w:pStyle w:val="CommentText"/>
+      </w:pPr>
+      <w:r>
+        <w:rPr>
+          <w:rStyle w:val="CommentReference"/>
+        </w:rPr>
+        <w:annotationRef/>
+      </w:r>
+      <w:r>
+        <w:t>HW02 — 92 / 100   Q1 13/14 · Q2 11/14 · Q3 16/16 · Q4 15/16 · Q5 17/18 · Q6 20/22</w:t>
+      </w:r>
+    </w:p>
+  </w:comment>
+  <w:comment w:id="1" w:author="Gong Qiushi" w:initials="GQ" w:date="2026-09-25T07:27:38Z">
+    <w:p>
+      <w:pPr>
+        <w:pStyle w:val="CommentText"/>
+      </w:pPr>
+      <w:r>
+        <w:rPr>
+          <w:rStyle w:val="CommentReference"/>
+        </w:rPr>
+        <w:annotationRef/>
+      </w:r>
+      <w:r>
+        <w:t>1/3  (-1 mark)  Q1(d) — grade = 55 is correct (Failed / Take re-sit). For grade = 75 you wrote only "Passed", but there are **no braces** after `else`, so the `else` governs only the first statement: `System.out.println("Take re-sit");` is OUTSIDE the if/else and prints whatever the grade is. The output is `Passed` AND `Take re-sit`.</w:t>
+      </w:r>
+    </w:p>
+  </w:comment>
+  <w:comment w:id="2" w:author="Gong Qiushi" w:initials="GQ" w:date="2026-09-25T07:27:38Z">
+    <w:p>
+      <w:pPr>
+        <w:pStyle w:val="CommentText"/>
+      </w:pPr>
+      <w:r>
+        <w:rPr>
+          <w:rStyle w:val="CommentReference"/>
+        </w:rPr>
+        <w:annotationRef/>
+      </w:r>
+      <w:r>
+        <w:t>11/14  (-3 marks)  Q2(b) — the loop takes n = 2, 4, 6, 8, 10 (the step is `n = n + 2`, not `n++`), so the sum is 2 + 4 + 6 + 8 + 10 = **30**. The output is `Sum is: 30`.</w:t>
+      </w:r>
+    </w:p>
+  </w:comment>
+  <w:comment w:id="3" w:author="Gong Qiushi" w:initials="GQ" w:date="2026-09-25T07:27:38Z">
+    <w:p>
+      <w:pPr>
+        <w:pStyle w:val="CommentText"/>
+      </w:pPr>
+      <w:r>
+        <w:rPr>
+          <w:rStyle w:val="CommentReference"/>
+        </w:rPr>
+        <w:annotationRef/>
+      </w:r>
+      <w:r>
+        <w:t>15/16  (-1 mark)  Q4 — the logic and the validation are right. The mark is lost because the question says "reads one **integer** mark" and you used `scan1.nextDouble()`. With a decimal input your closed intervals break: 89.5 fails `89&gt;=num&amp;&amp;num&gt;=80` (and every other branch) and prints F. Read an `int`, or use open-ended tests such as `else if (mark &gt;= 90)`.</w:t>
+      </w:r>
+    </w:p>
+  </w:comment>
+  <w:comment w:id="4" w:author="Gong Qiushi" w:initials="GQ" w:date="2026-09-25T07:27:38Z">
+    <w:p>
+      <w:pPr>
+        <w:pStyle w:val="CommentText"/>
+      </w:pPr>
+      <w:r>
+        <w:rPr>
+          <w:rStyle w:val="CommentReference"/>
+        </w:rPr>
+        <w:annotationRef/>
+      </w:r>
+      <w:r>
+        <w:t>17/18  (-1 mark)  Q5 — everything works. The mark is lost on output: you print three bare numbers with no labels, so the reader cannot tell which is which. Print labels, e.g. `System.out.println("Sum: " + sum);`.</w:t>
+      </w:r>
+    </w:p>
+  </w:comment>
+  <w:comment w:id="5" w:author="Gong Qiushi" w:initials="GQ" w:date="2026-09-25T07:27:38Z">
+    <w:p>
+      <w:pPr>
+        <w:pStyle w:val="CommentText"/>
+      </w:pPr>
+      <w:r>
+        <w:rPr>
+          <w:rStyle w:val="CommentReference"/>
+        </w:rPr>
+        <w:annotationRef/>
+      </w:r>
+      <w:r>
+        <w:t>20/22  (-2 marks)  Q6(a) — the structure is right (priming read before the loop, count, sum, max tracking, and the `if (count &gt; 0)` guard). The average is wrong: `sum / count` divides two **ints**, so the decimal part is discarded (17 / 3 gives 5.0). Use `(double) sum / count`.</w:t>
+      </w:r>
+    </w:p>
+  </w:comment>
+</w:comments>
+</file>
+
 <file path=word/endnotes.xml><?xml version="1.0" encoding="utf-8"?>
 <w:endnotes xmlns:wpc="http://schemas.microsoft.com/office/word/2010/wordprocessingCanvas" xmlns:cx="http://schemas.microsoft.com/office/drawing/2014/chartex" xmlns:cx1="http://schemas.microsoft.com/office/drawing/2015/9/8/chartex" xmlns:cx2="http://schemas.microsoft.com/office/drawing/2015/10/21/chartex" xmlns:cx3="http://schemas.microsoft.com/office/drawing/2016/5/9/chartex" xmlns:cx4="http://schemas.microsoft.com/office/drawing/2016/5/10/chartex" xmlns:cx5="http://schemas.microsoft.com/office/drawing/2016/5/11/chartex" xmlns:cx6="http://schemas.microsoft.com/office/drawing/2016/5/12/chartex" xmlns:cx7="http://schemas.microsoft.com/office/drawing/2016/5/13/chartex" xmlns:cx8="http://schemas.microsoft.com/office/drawing/2016/5/14/chartex" xmlns:mc="http://schemas.openxmlformats.org/markup-compatibility/2006" xmlns:aink="http://schemas.microsoft.com/office/drawing/2016/ink" xmlns:am3d="http://schemas.microsoft.com/office/drawing/2017/model3d" xmlns:o="urn:schemas-microsoft-com:office:office" xmlns:oel="http://schemas.microsoft.com/office/2019/extlst" xmlns:r="http://schemas.openxmlformats.org/officeDocument/2006/relationships" xmlns:m="http://schemas.openxmlformats.org/officeDocument/2006/math" xmlns:v="urn:schemas-microsoft-com:vml" xmlns:wp14="http://schemas.microsoft.com/office/word/2010/wordprocessingDrawing" xmlns:wp="http://schemas.openxmlformats.org/drawingml/2006/wordprocessingDrawing" xmlns:w10="urn:schemas-microsoft-com:office:word" xmlns:w="http://schemas.openxmlformats.org/wordprocessingml/2006/main" xmlns:w14="http://schemas.microsoft.com/office/word/2010/wordml" xmlns:w15="http://schemas.microsoft.com/office/word/2012/wordml" xmlns:w16cex="http://schemas.microsoft.com/office/word/2018/wordml/cex" xmlns:w16cid="http://schemas.microsoft.com/office/word/2016/wordml/cid" xmlns:w16="http://schemas.microsoft.com/office/word/2018/wordml" xmlns:w16du="http://schemas.microsoft.com/office/word/2023/wordml/word16du" xmlns:w16sdtdh="http://schemas.microsoft.com/office/word/2020/wordml/sdtdatahash" xmlns:w16sdtfl="http://schemas.microsoft.com/office/word/2024/wordml/sdtformatlock" xmlns:w16se="http://schemas.microsoft.com/office/word/2015/wordml/symex" xmlns:wpg="http://schemas.microsoft.com/office/word/2010/wordprocessingGroup" xmlns:wpi="http://schemas.microsoft.com/office/word/2010/wordprocessingInk" xmlns:wne="http://schemas.microsoft.com/office/word/2006/wordml" xmlns:wps="http://schemas.microsoft.com/office/word/2010/wordprocessingShape" mc:Ignorable="w14 w15 w16se w16cid w16 w16cex w16sdtdh w16sdtfl w16du wp14">
   <w:endnote w:type="separator" w:id="-1">
